--- a/ADXD2SD3M5-Mike/GIT/Lab 2 - Git going further.docx
+++ b/ADXD2SD3M5-Mike/GIT/Lab 2 - Git going further.docx
@@ -165,10 +165,28 @@
         </w:rPr>
         <w:t>git branch</w:t>
       </w:r>
-    </w:p>
-    <w:p>
-      <w:r>
-        <w:t>Create a new branch called dev:</w:t>
+      <w:r>
+        <w:rPr>
+          <w:rFonts w:ascii="Courier New" w:hAnsi="Courier New" w:cs="Courier New"/>
+          <w:b/>
+          <w:bCs/>
+        </w:rPr>
+        <w:br/>
+      </w:r>
+    </w:p>
+    <w:p>
+      <w:r>
+        <w:t xml:space="preserve">Create a new branch called </w:t>
+      </w:r>
+      <w:r>
+        <w:rPr>
+          <w:b/>
+          <w:bCs/>
+        </w:rPr>
+        <w:t>dev</w:t>
+      </w:r>
+      <w:r>
+        <w:t>:</w:t>
       </w:r>
     </w:p>
     <w:p>
@@ -186,6 +204,14 @@
           <w:bCs/>
         </w:rPr>
         <w:t>git branch dev</w:t>
+      </w:r>
+      <w:r>
+        <w:rPr>
+          <w:rFonts w:ascii="Courier New" w:hAnsi="Courier New" w:cs="Courier New"/>
+          <w:b/>
+          <w:bCs/>
+        </w:rPr>
+        <w:br/>
       </w:r>
     </w:p>
     <w:p>
@@ -538,8 +564,18 @@
       <w:pPr>
         <w:keepNext/>
         <w:keepLines/>
-      </w:pPr>
-      <w:r>
+        <w:rPr>
+          <w:rFonts w:ascii="Courier New" w:hAnsi="Courier New" w:cs="Courier New"/>
+          <w:b/>
+          <w:bCs/>
+        </w:rPr>
+      </w:pPr>
+      <w:r>
+        <w:rPr>
+          <w:rFonts w:ascii="Courier New" w:hAnsi="Courier New" w:cs="Courier New"/>
+          <w:b/>
+          <w:bCs/>
+        </w:rPr>
         <w:t>git checkout main</w:t>
       </w:r>
     </w:p>
@@ -547,319 +583,430 @@
       <w:pPr>
         <w:keepNext/>
         <w:keepLines/>
+        <w:rPr>
+          <w:rFonts w:ascii="Courier New" w:hAnsi="Courier New" w:cs="Courier New"/>
+          <w:b/>
+          <w:bCs/>
+        </w:rPr>
       </w:pPr>
       <w:r>
         <w:t>Open index.html and notice the changes are not there. This shows how branches keep work separate.</w:t>
       </w:r>
-    </w:p>
-    <w:p/>
-    <w:p>
-      <w:pPr>
-        <w:pStyle w:val="Heading2"/>
-      </w:pPr>
-      <w:r>
-        <w:t>Part 4: Delete a Branch</w:t>
-      </w:r>
-    </w:p>
-    <w:p>
-      <w:r>
-        <w:t>Switch away from the dev branch if needed, then delete it:</w:t>
-      </w:r>
-    </w:p>
-    <w:p>
-      <w:r>
-        <w:t>git branch -d dev</w:t>
-      </w:r>
-    </w:p>
-    <w:p/>
-    <w:p>
-      <w:r>
-        <w:t>Note: You cannot delete the branch you are currently on.</w:t>
-      </w:r>
-    </w:p>
-    <w:p/>
-    <w:p>
-      <w:pPr>
-        <w:pStyle w:val="Heading2"/>
-      </w:pPr>
-      <w:r>
-        <w:t>Part 5: Use .</w:t>
-      </w:r>
-      <w:proofErr w:type="spellStart"/>
-      <w:r>
-        <w:t>gitignore</w:t>
-      </w:r>
-      <w:proofErr w:type="spellEnd"/>
-    </w:p>
-    <w:p>
-      <w:r>
-        <w:t>Create a file called:</w:t>
-      </w:r>
-    </w:p>
-    <w:p>
-      <w:r>
-        <w:t>.</w:t>
-      </w:r>
-      <w:proofErr w:type="spellStart"/>
-      <w:r>
-        <w:t>gitignore</w:t>
-      </w:r>
-      <w:proofErr w:type="spellEnd"/>
-    </w:p>
-    <w:p>
-      <w:r>
-        <w:t>Add the following lines:</w:t>
-      </w:r>
-    </w:p>
-    <w:p>
-      <w:pPr>
-        <w:rPr>
-          <w:rFonts w:ascii="Courier New" w:hAnsi="Courier New" w:cs="Courier New"/>
-          <w:b/>
-          <w:bCs/>
-        </w:rPr>
-      </w:pPr>
-      <w:proofErr w:type="spellStart"/>
-      <w:r>
-        <w:rPr>
-          <w:rFonts w:ascii="Courier New" w:hAnsi="Courier New" w:cs="Courier New"/>
-          <w:b/>
-          <w:bCs/>
-        </w:rPr>
-        <w:t>node_modules</w:t>
-      </w:r>
-      <w:proofErr w:type="spellEnd"/>
-      <w:r>
-        <w:rPr>
-          <w:rFonts w:ascii="Courier New" w:hAnsi="Courier New" w:cs="Courier New"/>
-          <w:b/>
-          <w:bCs/>
-        </w:rPr>
-        <w:t>/</w:t>
-      </w:r>
-    </w:p>
-    <w:p>
-      <w:pPr>
-        <w:rPr>
-          <w:rFonts w:ascii="Courier New" w:hAnsi="Courier New" w:cs="Courier New"/>
-          <w:b/>
-          <w:bCs/>
-        </w:rPr>
-      </w:pPr>
-      <w:r>
-        <w:rPr>
-          <w:rFonts w:ascii="Courier New" w:hAnsi="Courier New" w:cs="Courier New"/>
-          <w:b/>
-          <w:bCs/>
-        </w:rPr>
-        <w:t>*.log</w:t>
-      </w:r>
-    </w:p>
-    <w:p>
-      <w:pPr>
-        <w:rPr>
-          <w:rFonts w:ascii="Courier New" w:hAnsi="Courier New" w:cs="Courier New"/>
-          <w:b/>
-          <w:bCs/>
-        </w:rPr>
-      </w:pPr>
-      <w:r>
-        <w:rPr>
-          <w:rFonts w:ascii="Courier New" w:hAnsi="Courier New" w:cs="Courier New"/>
-          <w:b/>
-          <w:bCs/>
-        </w:rPr>
-        <w:t>.</w:t>
-      </w:r>
-      <w:proofErr w:type="spellStart"/>
-      <w:r>
-        <w:rPr>
-          <w:rFonts w:ascii="Courier New" w:hAnsi="Courier New" w:cs="Courier New"/>
-          <w:b/>
-          <w:bCs/>
-        </w:rPr>
-        <w:t>DS_Store</w:t>
-      </w:r>
-      <w:proofErr w:type="spellEnd"/>
-    </w:p>
-    <w:p>
-      <w:pPr>
-        <w:rPr>
-          <w:rFonts w:ascii="Courier New" w:hAnsi="Courier New" w:cs="Courier New"/>
-          <w:b/>
-          <w:bCs/>
-        </w:rPr>
-      </w:pPr>
-    </w:p>
-    <w:p>
-      <w:r>
-        <w:t>Stage and commit:</w:t>
-      </w:r>
-    </w:p>
-    <w:p>
-      <w:pPr>
-        <w:rPr>
-          <w:rFonts w:ascii="Courier New" w:hAnsi="Courier New" w:cs="Courier New"/>
-          <w:b/>
-          <w:bCs/>
-        </w:rPr>
-      </w:pPr>
-      <w:r>
-        <w:rPr>
-          <w:rFonts w:ascii="Courier New" w:hAnsi="Courier New" w:cs="Courier New"/>
-          <w:b/>
-          <w:bCs/>
-        </w:rPr>
-        <w:t>git add .</w:t>
-      </w:r>
-      <w:proofErr w:type="spellStart"/>
-      <w:r>
-        <w:rPr>
-          <w:rFonts w:ascii="Courier New" w:hAnsi="Courier New" w:cs="Courier New"/>
-          <w:b/>
-          <w:bCs/>
-        </w:rPr>
-        <w:t>gitignore</w:t>
-      </w:r>
-      <w:proofErr w:type="spellEnd"/>
-    </w:p>
-    <w:p>
-      <w:pPr>
-        <w:rPr>
-          <w:rFonts w:ascii="Courier New" w:hAnsi="Courier New" w:cs="Courier New"/>
-          <w:b/>
-          <w:bCs/>
-        </w:rPr>
-      </w:pPr>
-      <w:r>
-        <w:rPr>
-          <w:rFonts w:ascii="Courier New" w:hAnsi="Courier New" w:cs="Courier New"/>
-          <w:b/>
-          <w:bCs/>
-        </w:rPr>
-        <w:t xml:space="preserve">git commit -m "Added </w:t>
-      </w:r>
-      <w:proofErr w:type="spellStart"/>
-      <w:r>
-        <w:rPr>
-          <w:rFonts w:ascii="Courier New" w:hAnsi="Courier New" w:cs="Courier New"/>
-          <w:b/>
-          <w:bCs/>
-        </w:rPr>
-        <w:t>gitignore</w:t>
-      </w:r>
-      <w:proofErr w:type="spellEnd"/>
-      <w:r>
-        <w:rPr>
-          <w:rFonts w:ascii="Courier New" w:hAnsi="Courier New" w:cs="Courier New"/>
-          <w:b/>
-          <w:bCs/>
-        </w:rPr>
-        <w:t xml:space="preserve"> file"</w:t>
-      </w:r>
-    </w:p>
-    <w:p>
-      <w:pPr>
-        <w:rPr>
-          <w:rFonts w:ascii="Courier New" w:hAnsi="Courier New" w:cs="Courier New"/>
-          <w:b/>
-          <w:bCs/>
-        </w:rPr>
-      </w:pPr>
-    </w:p>
-    <w:p>
-      <w:pPr>
-        <w:pStyle w:val="Heading2"/>
-      </w:pPr>
-      <w:r>
-        <w:t>Part 6: Create Tags</w:t>
-      </w:r>
-    </w:p>
-    <w:p>
-      <w:r>
-        <w:t>Tags are used to mark important versions of your project.</w:t>
-      </w:r>
-    </w:p>
-    <w:p>
-      <w:r>
-        <w:t>Create a simple tag:</w:t>
-      </w:r>
-    </w:p>
-    <w:p>
-      <w:r>
-        <w:t>git tag v1.0</w:t>
-      </w:r>
-    </w:p>
-    <w:p>
-      <w:r>
-        <w:t>Create an annotated tag:</w:t>
-      </w:r>
-    </w:p>
-    <w:p>
-      <w:r>
-        <w:t>git tag -a v1.0 -m "Version 1"</w:t>
-      </w:r>
-    </w:p>
-    <w:p>
-      <w:r>
-        <w:t>View tags:</w:t>
-      </w:r>
-    </w:p>
-    <w:p>
-      <w:r>
-        <w:t>git tag</w:t>
-      </w:r>
-    </w:p>
-    <w:p/>
-    <w:p>
-      <w:pPr>
-        <w:pStyle w:val="Heading2"/>
-      </w:pPr>
-      <w:r>
-        <w:t>Part 7: View History</w:t>
-      </w:r>
-    </w:p>
-    <w:p>
-      <w:r>
-        <w:t>View commit history in short form:</w:t>
-      </w:r>
-    </w:p>
-    <w:p>
-      <w:pPr>
-        <w:rPr>
-          <w:rFonts w:ascii="Courier New" w:hAnsi="Courier New" w:cs="Courier New"/>
-          <w:b/>
-          <w:bCs/>
-        </w:rPr>
-      </w:pPr>
-      <w:r>
-        <w:rPr>
-          <w:rFonts w:ascii="Courier New" w:hAnsi="Courier New" w:cs="Courier New"/>
-          <w:b/>
-          <w:bCs/>
-        </w:rPr>
-        <w:t>git log --</w:t>
-      </w:r>
-      <w:proofErr w:type="spellStart"/>
-      <w:r>
-        <w:rPr>
-          <w:rFonts w:ascii="Courier New" w:hAnsi="Courier New" w:cs="Courier New"/>
-          <w:b/>
-          <w:bCs/>
-        </w:rPr>
-        <w:t>oneline</w:t>
-      </w:r>
-      <w:proofErr w:type="spellEnd"/>
-    </w:p>
-    <w:p>
-      <w:r>
-        <w:t>View history for a specific branch:</w:t>
+      <w:r>
+        <w:br/>
+      </w:r>
+      <w:r>
+        <w:br/>
+        <w:t xml:space="preserve">You may now merge changes made in the Dev branch by typing: </w:t>
+      </w:r>
+      <w:r>
+        <w:rPr>
+          <w:rFonts w:ascii="Courier New" w:hAnsi="Courier New" w:cs="Courier New"/>
+          <w:b/>
+          <w:bCs/>
+        </w:rPr>
+        <w:t xml:space="preserve">git </w:t>
+      </w:r>
+      <w:r>
+        <w:rPr>
+          <w:rFonts w:ascii="Courier New" w:hAnsi="Courier New" w:cs="Courier New"/>
+          <w:b/>
+          <w:bCs/>
+        </w:rPr>
+        <w:t>merge</w:t>
+      </w:r>
+      <w:r>
+        <w:rPr>
+          <w:rFonts w:ascii="Courier New" w:hAnsi="Courier New" w:cs="Courier New"/>
+          <w:b/>
+          <w:bCs/>
+        </w:rPr>
+        <w:t xml:space="preserve"> </w:t>
+      </w:r>
+      <w:r>
+        <w:rPr>
+          <w:rFonts w:ascii="Courier New" w:hAnsi="Courier New" w:cs="Courier New"/>
+          <w:b/>
+          <w:bCs/>
+        </w:rPr>
+        <w:t>dev</w:t>
       </w:r>
     </w:p>
     <w:p>
       <w:pPr>
         <w:keepNext/>
         <w:keepLines/>
+      </w:pPr>
+      <w:r>
+        <w:t>This will bring all commits from the dev branch into the current branch (main).</w:t>
+      </w:r>
+    </w:p>
+    <w:p/>
+    <w:p>
+      <w:pPr>
+        <w:pStyle w:val="Heading2"/>
+      </w:pPr>
+      <w:r>
+        <w:t>Part 4: Delete a Branch</w:t>
+      </w:r>
+    </w:p>
+    <w:p>
+      <w:r>
+        <w:t>Switch away from the dev branch if needed, then delete it:</w:t>
+      </w:r>
+    </w:p>
+    <w:p>
+      <w:pPr>
+        <w:rPr>
+          <w:rFonts w:ascii="Courier New" w:hAnsi="Courier New" w:cs="Courier New"/>
+          <w:b/>
+          <w:bCs/>
+        </w:rPr>
+      </w:pPr>
+      <w:r>
+        <w:rPr>
+          <w:rFonts w:ascii="Courier New" w:hAnsi="Courier New" w:cs="Courier New"/>
+          <w:b/>
+          <w:bCs/>
+        </w:rPr>
+        <w:t>git branch -d dev</w:t>
+      </w:r>
+    </w:p>
+    <w:p/>
+    <w:p>
+      <w:r>
+        <w:rPr>
+          <w:b/>
+          <w:bCs/>
+        </w:rPr>
+        <w:t>Note</w:t>
+      </w:r>
+      <w:r>
+        <w:t>: You cannot delete the branch you are currently on.</w:t>
+      </w:r>
+    </w:p>
+    <w:p/>
+    <w:p>
+      <w:pPr>
+        <w:pStyle w:val="Heading2"/>
+      </w:pPr>
+      <w:r>
+        <w:t>Part 5: Use .</w:t>
+      </w:r>
+      <w:proofErr w:type="spellStart"/>
+      <w:r>
+        <w:t>gitignore</w:t>
+      </w:r>
+      <w:proofErr w:type="spellEnd"/>
+    </w:p>
+    <w:p>
+      <w:r>
+        <w:t>Create a file called:</w:t>
+      </w:r>
+    </w:p>
+    <w:p>
+      <w:r>
+        <w:t>.</w:t>
+      </w:r>
+      <w:proofErr w:type="spellStart"/>
+      <w:r>
+        <w:t>gitignore</w:t>
+      </w:r>
+      <w:proofErr w:type="spellEnd"/>
+    </w:p>
+    <w:p>
+      <w:r>
+        <w:t>Add the following lines:</w:t>
+      </w:r>
+    </w:p>
+    <w:p>
+      <w:pPr>
+        <w:rPr>
+          <w:rFonts w:ascii="Courier New" w:hAnsi="Courier New" w:cs="Courier New"/>
+          <w:b/>
+          <w:bCs/>
+        </w:rPr>
+      </w:pPr>
+      <w:proofErr w:type="spellStart"/>
+      <w:r>
+        <w:rPr>
+          <w:rFonts w:ascii="Courier New" w:hAnsi="Courier New" w:cs="Courier New"/>
+          <w:b/>
+          <w:bCs/>
+        </w:rPr>
+        <w:t>node_modules</w:t>
+      </w:r>
+      <w:proofErr w:type="spellEnd"/>
+      <w:r>
+        <w:rPr>
+          <w:rFonts w:ascii="Courier New" w:hAnsi="Courier New" w:cs="Courier New"/>
+          <w:b/>
+          <w:bCs/>
+        </w:rPr>
+        <w:t>/</w:t>
+      </w:r>
+    </w:p>
+    <w:p>
+      <w:pPr>
+        <w:rPr>
+          <w:rFonts w:ascii="Courier New" w:hAnsi="Courier New" w:cs="Courier New"/>
+          <w:b/>
+          <w:bCs/>
+        </w:rPr>
+      </w:pPr>
+      <w:r>
+        <w:rPr>
+          <w:rFonts w:ascii="Courier New" w:hAnsi="Courier New" w:cs="Courier New"/>
+          <w:b/>
+          <w:bCs/>
+        </w:rPr>
+        <w:t>*.log</w:t>
+      </w:r>
+    </w:p>
+    <w:p>
+      <w:pPr>
+        <w:rPr>
+          <w:rFonts w:ascii="Courier New" w:hAnsi="Courier New" w:cs="Courier New"/>
+          <w:b/>
+          <w:bCs/>
+        </w:rPr>
+      </w:pPr>
+      <w:r>
+        <w:rPr>
+          <w:rFonts w:ascii="Courier New" w:hAnsi="Courier New" w:cs="Courier New"/>
+          <w:b/>
+          <w:bCs/>
+        </w:rPr>
+        <w:t>.</w:t>
+      </w:r>
+      <w:proofErr w:type="spellStart"/>
+      <w:r>
+        <w:rPr>
+          <w:rFonts w:ascii="Courier New" w:hAnsi="Courier New" w:cs="Courier New"/>
+          <w:b/>
+          <w:bCs/>
+        </w:rPr>
+        <w:t>DS_Store</w:t>
+      </w:r>
+      <w:proofErr w:type="spellEnd"/>
+    </w:p>
+    <w:p>
+      <w:pPr>
+        <w:rPr>
+          <w:rFonts w:ascii="Courier New" w:hAnsi="Courier New" w:cs="Courier New"/>
+          <w:b/>
+          <w:bCs/>
+        </w:rPr>
+      </w:pPr>
+    </w:p>
+    <w:p>
+      <w:r>
+        <w:t>Stage and commit:</w:t>
+      </w:r>
+    </w:p>
+    <w:p>
+      <w:pPr>
+        <w:rPr>
+          <w:rFonts w:ascii="Courier New" w:hAnsi="Courier New" w:cs="Courier New"/>
+          <w:b/>
+          <w:bCs/>
+        </w:rPr>
+      </w:pPr>
+      <w:r>
+        <w:rPr>
+          <w:rFonts w:ascii="Courier New" w:hAnsi="Courier New" w:cs="Courier New"/>
+          <w:b/>
+          <w:bCs/>
+        </w:rPr>
+        <w:t>git add .</w:t>
+      </w:r>
+      <w:proofErr w:type="spellStart"/>
+      <w:r>
+        <w:rPr>
+          <w:rFonts w:ascii="Courier New" w:hAnsi="Courier New" w:cs="Courier New"/>
+          <w:b/>
+          <w:bCs/>
+        </w:rPr>
+        <w:t>gitignore</w:t>
+      </w:r>
+      <w:proofErr w:type="spellEnd"/>
+    </w:p>
+    <w:p>
+      <w:pPr>
+        <w:rPr>
+          <w:rFonts w:ascii="Courier New" w:hAnsi="Courier New" w:cs="Courier New"/>
+          <w:b/>
+          <w:bCs/>
+        </w:rPr>
+      </w:pPr>
+      <w:r>
+        <w:rPr>
+          <w:rFonts w:ascii="Courier New" w:hAnsi="Courier New" w:cs="Courier New"/>
+          <w:b/>
+          <w:bCs/>
+        </w:rPr>
+        <w:t xml:space="preserve">git commit -m "Added </w:t>
+      </w:r>
+      <w:proofErr w:type="spellStart"/>
+      <w:r>
+        <w:rPr>
+          <w:rFonts w:ascii="Courier New" w:hAnsi="Courier New" w:cs="Courier New"/>
+          <w:b/>
+          <w:bCs/>
+        </w:rPr>
+        <w:t>gitignore</w:t>
+      </w:r>
+      <w:proofErr w:type="spellEnd"/>
+      <w:r>
+        <w:rPr>
+          <w:rFonts w:ascii="Courier New" w:hAnsi="Courier New" w:cs="Courier New"/>
+          <w:b/>
+          <w:bCs/>
+        </w:rPr>
+        <w:t xml:space="preserve"> file"</w:t>
+      </w:r>
+    </w:p>
+    <w:p>
+      <w:pPr>
+        <w:rPr>
+          <w:rFonts w:ascii="Courier New" w:hAnsi="Courier New" w:cs="Courier New"/>
+          <w:b/>
+          <w:bCs/>
+        </w:rPr>
+      </w:pPr>
+    </w:p>
+    <w:p>
+      <w:pPr>
+        <w:pStyle w:val="Heading2"/>
+      </w:pPr>
+      <w:r>
+        <w:t>Part 6: Create Tags</w:t>
+      </w:r>
+    </w:p>
+    <w:p>
+      <w:r>
+        <w:t>Tags are used to mark important versions of your project.</w:t>
+      </w:r>
+    </w:p>
+    <w:p>
+      <w:pPr>
+        <w:rPr>
+          <w:rFonts w:ascii="Courier New" w:hAnsi="Courier New" w:cs="Courier New"/>
+          <w:b/>
+          <w:bCs/>
+        </w:rPr>
+      </w:pPr>
+      <w:r>
+        <w:t>Create a simple tag:</w:t>
+      </w:r>
+      <w:r>
+        <w:t xml:space="preserve">  </w:t>
+      </w:r>
+      <w:r>
+        <w:rPr>
+          <w:rFonts w:ascii="Courier New" w:hAnsi="Courier New" w:cs="Courier New"/>
+          <w:b/>
+          <w:bCs/>
+        </w:rPr>
+        <w:t>git tag v1.0</w:t>
+      </w:r>
+    </w:p>
+    <w:p>
+      <w:pPr>
+        <w:rPr>
+          <w:rFonts w:ascii="Courier New" w:hAnsi="Courier New" w:cs="Courier New"/>
+          <w:b/>
+          <w:bCs/>
+        </w:rPr>
+      </w:pPr>
+      <w:r>
+        <w:t>Create an annotated tag:</w:t>
+      </w:r>
+      <w:r>
+        <w:t xml:space="preserve">  </w:t>
+      </w:r>
+      <w:r>
+        <w:rPr>
+          <w:rFonts w:ascii="Courier New" w:hAnsi="Courier New" w:cs="Courier New"/>
+          <w:b/>
+          <w:bCs/>
+        </w:rPr>
+        <w:t>git tag -a v1.0 -m "Version 1"</w:t>
+      </w:r>
+    </w:p>
+    <w:p>
+      <w:pPr>
+        <w:rPr>
+          <w:rFonts w:ascii="Courier New" w:hAnsi="Courier New" w:cs="Courier New"/>
+          <w:b/>
+          <w:bCs/>
+        </w:rPr>
+      </w:pPr>
+      <w:r>
+        <w:t>View tags:</w:t>
+      </w:r>
+      <w:r>
+        <w:t xml:space="preserve">  </w:t>
+      </w:r>
+      <w:r>
+        <w:rPr>
+          <w:rFonts w:ascii="Courier New" w:hAnsi="Courier New" w:cs="Courier New"/>
+          <w:b/>
+          <w:bCs/>
+        </w:rPr>
+        <w:t>git tag</w:t>
+      </w:r>
+    </w:p>
+    <w:p/>
+    <w:p>
+      <w:pPr>
+        <w:pStyle w:val="Heading2"/>
+      </w:pPr>
+      <w:r>
+        <w:t>Part 7: View History</w:t>
+      </w:r>
+    </w:p>
+    <w:p>
+      <w:r>
+        <w:t>View commit history in short form:</w:t>
+      </w:r>
+    </w:p>
+    <w:p>
+      <w:pPr>
+        <w:rPr>
+          <w:rFonts w:ascii="Courier New" w:hAnsi="Courier New" w:cs="Courier New"/>
+          <w:b/>
+          <w:bCs/>
+        </w:rPr>
+      </w:pPr>
+      <w:r>
+        <w:rPr>
+          <w:rFonts w:ascii="Courier New" w:hAnsi="Courier New" w:cs="Courier New"/>
+          <w:b/>
+          <w:bCs/>
+        </w:rPr>
+        <w:t>git log --</w:t>
+      </w:r>
+      <w:proofErr w:type="spellStart"/>
+      <w:r>
+        <w:rPr>
+          <w:rFonts w:ascii="Courier New" w:hAnsi="Courier New" w:cs="Courier New"/>
+          <w:b/>
+          <w:bCs/>
+        </w:rPr>
+        <w:t>oneline</w:t>
+      </w:r>
+      <w:proofErr w:type="spellEnd"/>
+    </w:p>
+    <w:p>
+      <w:r>
+        <w:t>View history for a specific branch:</w:t>
+      </w:r>
+    </w:p>
+    <w:p>
+      <w:pPr>
+        <w:keepNext/>
+        <w:keepLines/>
         <w:rPr>
           <w:rFonts w:ascii="Courier New" w:hAnsi="Courier New" w:cs="Courier New"/>
           <w:b/>
@@ -1039,6 +1186,25 @@
           <w:bCs/>
         </w:rPr>
         <w:t>git checkout -b dev</w:t>
+      </w:r>
+    </w:p>
+    <w:p>
+      <w:pPr>
+        <w:keepNext/>
+        <w:keepLines/>
+        <w:rPr>
+          <w:rFonts w:ascii="Courier New" w:hAnsi="Courier New" w:cs="Courier New"/>
+          <w:b/>
+          <w:bCs/>
+        </w:rPr>
+      </w:pPr>
+      <w:r>
+        <w:rPr>
+          <w:rFonts w:ascii="Courier New" w:hAnsi="Courier New" w:cs="Courier New"/>
+          <w:b/>
+          <w:bCs/>
+        </w:rPr>
+        <w:t>git merge dev</w:t>
       </w:r>
     </w:p>
     <w:p>
